--- a/backend/word_templates/自有资金/机械租赁/直接采购/2.直接采购呈批表.docx
+++ b/backend/word_templates/自有资金/机械租赁/直接采购/2.直接采购呈批表.docx
@@ -737,6 +737,37 @@
               <w:jc w:val="left"/>
               <w:textAlignment w:val="auto"/>
               <w:rPr>
+                <w:rFonts w:hint="default" w:ascii="仿宋" w:hAnsi="仿宋" w:eastAsia="仿宋" w:cs="仿宋"/>
+                <w:color w:val="auto"/>
+                <w:sz w:val="24"/>
+                <w:szCs w:val="24"/>
+                <w:highlight w:val="none"/>
+                <w:lang w:val="en-US" w:eastAsia="zh-CN"/>
+              </w:rPr>
+            </w:pPr>
+            <w:r>
+              <w:rPr>
+                <w:rFonts w:hint="eastAsia" w:ascii="仿宋" w:hAnsi="仿宋" w:eastAsia="仿宋" w:cs="仿宋"/>
+                <w:color w:val="auto"/>
+                <w:kern w:val="2"/>
+                <w:sz w:val="24"/>
+                <w:szCs w:val="24"/>
+                <w:lang w:val="en-US" w:eastAsia="zh-CN" w:bidi="ar-SA"/>
+              </w:rPr>
+              <w:t>1.</w:t>
+            </w:r>
+            <w:r>
+              <w:rPr>
+                <w:rFonts w:hint="eastAsia" w:ascii="仿宋" w:hAnsi="仿宋" w:eastAsia="仿宋" w:cs="仿宋"/>
+                <w:color w:val="auto"/>
+                <w:sz w:val="24"/>
+                <w:szCs w:val="24"/>
+                <w:highlight w:val="none"/>
+              </w:rPr>
+              <w:t>分</w:t>
+            </w:r>
+            <w:r>
+              <w:rPr>
                 <w:rFonts w:hint="eastAsia" w:ascii="仿宋" w:hAnsi="仿宋" w:eastAsia="仿宋" w:cs="仿宋"/>
                 <w:color w:val="auto"/>
                 <w:sz w:val="24"/>
@@ -744,37 +775,6 @@
                 <w:highlight w:val="none"/>
                 <w:lang w:eastAsia="zh-CN"/>
               </w:rPr>
-            </w:pPr>
-            <w:r>
-              <w:rPr>
-                <w:rFonts w:hint="eastAsia" w:ascii="仿宋" w:hAnsi="仿宋" w:eastAsia="仿宋" w:cs="仿宋"/>
-                <w:color w:val="auto"/>
-                <w:kern w:val="2"/>
-                <w:sz w:val="24"/>
-                <w:szCs w:val="24"/>
-                <w:lang w:val="en-US" w:eastAsia="zh-CN" w:bidi="ar-SA"/>
-              </w:rPr>
-              <w:t>1.</w:t>
-            </w:r>
-            <w:r>
-              <w:rPr>
-                <w:rFonts w:hint="eastAsia" w:ascii="仿宋" w:hAnsi="仿宋" w:eastAsia="仿宋" w:cs="仿宋"/>
-                <w:color w:val="auto"/>
-                <w:sz w:val="24"/>
-                <w:szCs w:val="24"/>
-                <w:highlight w:val="none"/>
-              </w:rPr>
-              <w:t>分</w:t>
-            </w:r>
-            <w:r>
-              <w:rPr>
-                <w:rFonts w:hint="eastAsia" w:ascii="仿宋" w:hAnsi="仿宋" w:eastAsia="仿宋" w:cs="仿宋"/>
-                <w:color w:val="auto"/>
-                <w:sz w:val="24"/>
-                <w:szCs w:val="24"/>
-                <w:highlight w:val="none"/>
-                <w:lang w:eastAsia="zh-CN"/>
-              </w:rPr>
               <w:t>包采购内容：</w:t>
             </w:r>
             <w:r>
@@ -786,8 +786,10 @@
                 <w:highlight w:val="none"/>
                 <w:lang w:val="en-US" w:eastAsia="zh-CN"/>
               </w:rPr>
-              <w:t>{{caigou_neirong}}</w:t>
-            </w:r>
+              <w:t>{{caigou_neirong}}租赁</w:t>
+            </w:r>
+            <w:bookmarkStart w:id="0" w:name="_GoBack"/>
+            <w:bookmarkEnd w:id="0"/>
           </w:p>
           <w:p>
             <w:pPr>
@@ -840,20 +842,7 @@
                 <w:highlight w:val="none"/>
                 <w:lang w:val="en-US" w:eastAsia="zh-CN"/>
               </w:rPr>
-              <w:t>{{kongzhijia}}（成交价（元）：{{chengjiao_jine1</w:t>
-            </w:r>
-            <w:bookmarkStart w:id="0" w:name="_GoBack"/>
-            <w:bookmarkEnd w:id="0"/>
-            <w:r>
-              <w:rPr>
-                <w:rFonts w:hint="eastAsia" w:ascii="仿宋" w:hAnsi="仿宋" w:eastAsia="仿宋" w:cs="仿宋"/>
-                <w:color w:val="auto"/>
-                <w:sz w:val="24"/>
-                <w:szCs w:val="24"/>
-                <w:highlight w:val="none"/>
-                <w:lang w:val="en-US" w:eastAsia="zh-CN"/>
-              </w:rPr>
-              <w:t>}}）</w:t>
+              <w:t>{{kongzhijia}}（成交价（元）：{{chengjiao_jine}}）</w:t>
             </w:r>
           </w:p>
         </w:tc>
